--- a/docs/questions/qs-productrule.docx
+++ b/docs/questions/qs-productrule.docx
@@ -52,7 +52,7 @@
         </w:rPr>
         <w:t xml:space="preserve"> </w:t>
       </w:r>
-      <w:hyperlink r:id="rId20">
+      <w:hyperlink r:id="rId9">
         <w:r>
           <w:rPr>
             <w:rStyle w:val="Hyperlink"/>
@@ -93,19 +93,21 @@
             </m:rPr>
             <m:t>cosh</m:t>
           </m:r>
-          <m:d>
-            <m:dPr>
-              <m:begChr m:val="("/>
-              <m:sepChr m:val=""/>
-              <m:endChr m:val=")"/>
-              <m:grow/>
-            </m:dPr>
-            <m:e>
-              <m:r>
-                <m:t>x</m:t>
-              </m:r>
-            </m:e>
-          </m:d>
+          <m:r>
+            <m:rPr>
+              <m:sty m:val="p"/>
+            </m:rPr>
+            <m:t>(</m:t>
+          </m:r>
+          <m:r>
+            <m:t>x</m:t>
+          </m:r>
+          <m:r>
+            <m:rPr>
+              <m:sty m:val="p"/>
+            </m:rPr>
+            <m:t>)</m:t>
+          </m:r>
           <m:r>
             <m:rPr>
               <m:sty m:val="p"/>
@@ -166,8 +168,8 @@
           <m:r>
             <m:rPr>
               <m:nor/>
+              <m:scr m:val="sans-serif"/>
               <m:sty m:val="p"/>
-              <m:scr m:val="sans-serif"/>
             </m:rPr>
             <m:t> and </m:t>
           </m:r>
@@ -180,19 +182,21 @@
             </m:rPr>
             <m:t>sinh</m:t>
           </m:r>
-          <m:d>
-            <m:dPr>
-              <m:begChr m:val="("/>
-              <m:sepChr m:val=""/>
-              <m:endChr m:val=")"/>
-              <m:grow/>
-            </m:dPr>
-            <m:e>
-              <m:r>
-                <m:t>x</m:t>
-              </m:r>
-            </m:e>
-          </m:d>
+          <m:r>
+            <m:rPr>
+              <m:sty m:val="p"/>
+            </m:rPr>
+            <m:t>(</m:t>
+          </m:r>
+          <m:r>
+            <m:t>x</m:t>
+          </m:r>
+          <m:r>
+            <m:rPr>
+              <m:sty m:val="p"/>
+            </m:rPr>
+            <m:t>)</m:t>
+          </m:r>
           <m:r>
             <m:rPr>
               <m:sty m:val="p"/>
@@ -388,38 +392,42 @@
           </m:rPr>
           <m:t>tan</m:t>
         </m:r>
-        <m:d>
-          <m:dPr>
-            <m:begChr m:val="("/>
-            <m:sepChr m:val=""/>
-            <m:endChr m:val=")"/>
-            <m:grow/>
-          </m:dPr>
-          <m:e>
-            <m:r>
-              <m:t>x</m:t>
-            </m:r>
-          </m:e>
-        </m:d>
+        <m:r>
+          <m:rPr>
+            <m:sty m:val="p"/>
+          </m:rPr>
+          <m:t>(</m:t>
+        </m:r>
+        <m:r>
+          <m:t>x</m:t>
+        </m:r>
+        <m:r>
+          <m:rPr>
+            <m:sty m:val="p"/>
+          </m:rPr>
+          <m:t>)</m:t>
+        </m:r>
         <m:r>
           <m:rPr>
             <m:sty m:val="p"/>
           </m:rPr>
           <m:t>cos</m:t>
         </m:r>
-        <m:d>
-          <m:dPr>
-            <m:begChr m:val="("/>
-            <m:sepChr m:val=""/>
-            <m:endChr m:val=")"/>
-            <m:grow/>
-          </m:dPr>
-          <m:e>
-            <m:r>
-              <m:t>x</m:t>
-            </m:r>
-          </m:e>
-        </m:d>
+        <m:r>
+          <m:rPr>
+            <m:sty m:val="p"/>
+          </m:rPr>
+          <m:t>(</m:t>
+        </m:r>
+        <m:r>
+          <m:t>x</m:t>
+        </m:r>
+        <m:r>
+          <m:rPr>
+            <m:sty m:val="p"/>
+          </m:rPr>
+          <m:t>)</m:t>
+        </m:r>
       </m:oMath>
     </w:p>
     <w:p>
@@ -445,19 +453,21 @@
           </m:rPr>
           <m:t>ln</m:t>
         </m:r>
-        <m:d>
-          <m:dPr>
-            <m:begChr m:val="("/>
-            <m:sepChr m:val=""/>
-            <m:endChr m:val=")"/>
-            <m:grow/>
-          </m:dPr>
-          <m:e>
-            <m:r>
-              <m:t>x</m:t>
-            </m:r>
-          </m:e>
-        </m:d>
+        <m:r>
+          <m:rPr>
+            <m:sty m:val="p"/>
+          </m:rPr>
+          <m:t>(</m:t>
+        </m:r>
+        <m:r>
+          <m:t>x</m:t>
+        </m:r>
+        <m:r>
+          <m:rPr>
+            <m:sty m:val="p"/>
+          </m:rPr>
+          <m:t>)</m:t>
+        </m:r>
       </m:oMath>
     </w:p>
     <w:p>
@@ -474,77 +484,81 @@
         <m:r>
           <m:t> </m:t>
         </m:r>
-        <m:d>
-          <m:dPr>
-            <m:begChr m:val="("/>
-            <m:sepChr m:val=""/>
-            <m:endChr m:val=")"/>
-            <m:grow/>
-          </m:dPr>
+        <m:r>
+          <m:rPr>
+            <m:sty m:val="p"/>
+          </m:rPr>
+          <m:t>(</m:t>
+        </m:r>
+        <m:sSup>
           <m:e>
-            <m:sSup>
-              <m:e>
-                <m:r>
-                  <m:t>x</m:t>
-                </m:r>
-              </m:e>
-              <m:sup>
-                <m:r>
-                  <m:t>3</m:t>
-                </m:r>
-              </m:sup>
-            </m:sSup>
-            <m:r>
-              <m:rPr>
-                <m:sty m:val="p"/>
-              </m:rPr>
-              <m:t>+</m:t>
-            </m:r>
-            <m:sSup>
-              <m:e>
-                <m:r>
-                  <m:t>x</m:t>
-                </m:r>
-              </m:e>
-              <m:sup>
-                <m:r>
-                  <m:t>2</m:t>
-                </m:r>
-              </m:sup>
-            </m:sSup>
-            <m:r>
-              <m:rPr>
-                <m:sty m:val="p"/>
-              </m:rPr>
-              <m:t>−</m:t>
-            </m:r>
-            <m:r>
-              <m:t>5</m:t>
+            <m:r>
+              <m:t>x</m:t>
             </m:r>
           </m:e>
-        </m:d>
-        <m:d>
-          <m:dPr>
-            <m:begChr m:val="("/>
-            <m:sepChr m:val=""/>
-            <m:endChr m:val=")"/>
-            <m:grow/>
-          </m:dPr>
+          <m:sup>
+            <m:r>
+              <m:t>3</m:t>
+            </m:r>
+          </m:sup>
+        </m:sSup>
+        <m:r>
+          <m:rPr>
+            <m:sty m:val="p"/>
+          </m:rPr>
+          <m:t>+</m:t>
+        </m:r>
+        <m:sSup>
           <m:e>
             <m:r>
               <m:t>x</m:t>
             </m:r>
-            <m:r>
-              <m:rPr>
-                <m:sty m:val="p"/>
-              </m:rPr>
-              <m:t>+</m:t>
-            </m:r>
-            <m:r>
-              <m:t>1</m:t>
-            </m:r>
           </m:e>
-        </m:d>
+          <m:sup>
+            <m:r>
+              <m:t>2</m:t>
+            </m:r>
+          </m:sup>
+        </m:sSup>
+        <m:r>
+          <m:rPr>
+            <m:sty m:val="p"/>
+          </m:rPr>
+          <m:t>−</m:t>
+        </m:r>
+        <m:r>
+          <m:t>5</m:t>
+        </m:r>
+        <m:r>
+          <m:rPr>
+            <m:sty m:val="p"/>
+          </m:rPr>
+          <m:t>)</m:t>
+        </m:r>
+        <m:r>
+          <m:rPr>
+            <m:sty m:val="p"/>
+          </m:rPr>
+          <m:t>(</m:t>
+        </m:r>
+        <m:r>
+          <m:t>x</m:t>
+        </m:r>
+        <m:r>
+          <m:rPr>
+            <m:sty m:val="p"/>
+          </m:rPr>
+          <m:t>+</m:t>
+        </m:r>
+        <m:r>
+          <m:t>1</m:t>
+        </m:r>
+        <m:r>
+          <m:rPr>
+            <m:sty m:val="p"/>
+          </m:rPr>
+          <m:t>)</m:t>
+        </m:r>
       </m:oMath>
     </w:p>
     <w:p>
@@ -561,83 +575,87 @@
         <m:r>
           <m:t> </m:t>
         </m:r>
-        <m:d>
-          <m:dPr>
-            <m:begChr m:val="("/>
-            <m:sepChr m:val=""/>
-            <m:endChr m:val=")"/>
-            <m:grow/>
-          </m:dPr>
+        <m:r>
+          <m:rPr>
+            <m:sty m:val="p"/>
+          </m:rPr>
+          <m:t>(</m:t>
+        </m:r>
+        <m:r>
+          <m:t>13</m:t>
+        </m:r>
+        <m:sSup>
           <m:e>
             <m:r>
-              <m:t>13</m:t>
-            </m:r>
-            <m:sSup>
-              <m:e>
-                <m:r>
-                  <m:t>x</m:t>
-                </m:r>
-              </m:e>
-              <m:sup>
-                <m:r>
-                  <m:t>2</m:t>
-                </m:r>
-              </m:sup>
-            </m:sSup>
-            <m:r>
-              <m:rPr>
-                <m:sty m:val="p"/>
-              </m:rPr>
-              <m:t>+</m:t>
-            </m:r>
-            <m:r>
-              <m:t>5</m:t>
-            </m:r>
-            <m:r>
               <m:t>x</m:t>
             </m:r>
-            <m:r>
-              <m:rPr>
-                <m:sty m:val="p"/>
-              </m:rPr>
-              <m:t>+</m:t>
-            </m:r>
+          </m:e>
+          <m:sup>
             <m:r>
               <m:t>2</m:t>
             </m:r>
+          </m:sup>
+        </m:sSup>
+        <m:r>
+          <m:rPr>
+            <m:sty m:val="p"/>
+          </m:rPr>
+          <m:t>+</m:t>
+        </m:r>
+        <m:r>
+          <m:t>5</m:t>
+        </m:r>
+        <m:r>
+          <m:t>x</m:t>
+        </m:r>
+        <m:r>
+          <m:rPr>
+            <m:sty m:val="p"/>
+          </m:rPr>
+          <m:t>+</m:t>
+        </m:r>
+        <m:r>
+          <m:t>2</m:t>
+        </m:r>
+        <m:r>
+          <m:rPr>
+            <m:sty m:val="p"/>
+          </m:rPr>
+          <m:t>)</m:t>
+        </m:r>
+        <m:r>
+          <m:rPr>
+            <m:sty m:val="p"/>
+          </m:rPr>
+          <m:t>(</m:t>
+        </m:r>
+        <m:sSup>
+          <m:e>
+            <m:r>
+              <m:t>x</m:t>
+            </m:r>
           </m:e>
-        </m:d>
-        <m:d>
-          <m:dPr>
-            <m:begChr m:val="("/>
-            <m:sepChr m:val=""/>
-            <m:endChr m:val=")"/>
-            <m:grow/>
-          </m:dPr>
-          <m:e>
-            <m:sSup>
-              <m:e>
-                <m:r>
-                  <m:t>x</m:t>
-                </m:r>
-              </m:e>
-              <m:sup>
-                <m:r>
-                  <m:t>3</m:t>
-                </m:r>
-              </m:sup>
-            </m:sSup>
-            <m:r>
-              <m:rPr>
-                <m:sty m:val="p"/>
-              </m:rPr>
-              <m:t>+</m:t>
-            </m:r>
-            <m:r>
-              <m:t>2</m:t>
-            </m:r>
-          </m:e>
-        </m:d>
+          <m:sup>
+            <m:r>
+              <m:t>3</m:t>
+            </m:r>
+          </m:sup>
+        </m:sSup>
+        <m:r>
+          <m:rPr>
+            <m:sty m:val="p"/>
+          </m:rPr>
+          <m:t>+</m:t>
+        </m:r>
+        <m:r>
+          <m:t>2</m:t>
+        </m:r>
+        <m:r>
+          <m:rPr>
+            <m:sty m:val="p"/>
+          </m:rPr>
+          <m:t>)</m:t>
+        </m:r>
       </m:oMath>
     </w:p>
     <w:p>
@@ -657,92 +675,96 @@
         <m:r>
           <m:t>x</m:t>
         </m:r>
-        <m:d>
-          <m:dPr>
-            <m:begChr m:val="("/>
-            <m:sepChr m:val=""/>
-            <m:endChr m:val=")"/>
-            <m:grow/>
-          </m:dPr>
+        <m:r>
+          <m:rPr>
+            <m:sty m:val="p"/>
+          </m:rPr>
+          <m:t>(</m:t>
+        </m:r>
+        <m:r>
+          <m:t>5</m:t>
+        </m:r>
+        <m:sSup>
           <m:e>
             <m:r>
-              <m:t>5</m:t>
-            </m:r>
-            <m:sSup>
-              <m:e>
-                <m:r>
-                  <m:t>x</m:t>
-                </m:r>
-              </m:e>
-              <m:sup>
-                <m:r>
-                  <m:t>2</m:t>
-                </m:r>
-              </m:sup>
-            </m:sSup>
-            <m:r>
-              <m:rPr>
-                <m:sty m:val="p"/>
-              </m:rPr>
-              <m:t>+</m:t>
-            </m:r>
-            <m:r>
-              <m:t>3</m:t>
-            </m:r>
-            <m:r>
               <m:t>x</m:t>
             </m:r>
-            <m:r>
-              <m:rPr>
-                <m:sty m:val="p"/>
-              </m:rPr>
-              <m:t>+</m:t>
-            </m:r>
+          </m:e>
+          <m:sup>
             <m:r>
               <m:t>2</m:t>
             </m:r>
+          </m:sup>
+        </m:sSup>
+        <m:r>
+          <m:rPr>
+            <m:sty m:val="p"/>
+          </m:rPr>
+          <m:t>+</m:t>
+        </m:r>
+        <m:r>
+          <m:t>3</m:t>
+        </m:r>
+        <m:r>
+          <m:t>x</m:t>
+        </m:r>
+        <m:r>
+          <m:rPr>
+            <m:sty m:val="p"/>
+          </m:rPr>
+          <m:t>+</m:t>
+        </m:r>
+        <m:r>
+          <m:t>2</m:t>
+        </m:r>
+        <m:r>
+          <m:rPr>
+            <m:sty m:val="p"/>
+          </m:rPr>
+          <m:t>)</m:t>
+        </m:r>
+        <m:r>
+          <m:rPr>
+            <m:sty m:val="p"/>
+          </m:rPr>
+          <m:t>(</m:t>
+        </m:r>
+        <m:sSup>
+          <m:e>
+            <m:r>
+              <m:t>x</m:t>
+            </m:r>
           </m:e>
-        </m:d>
-        <m:d>
-          <m:dPr>
-            <m:begChr m:val="("/>
-            <m:sepChr m:val=""/>
-            <m:endChr m:val=")"/>
-            <m:grow/>
-          </m:dPr>
-          <m:e>
-            <m:sSup>
-              <m:e>
-                <m:r>
-                  <m:t>x</m:t>
-                </m:r>
-              </m:e>
-              <m:sup>
-                <m:r>
-                  <m:t>2</m:t>
-                </m:r>
-              </m:sup>
-            </m:sSup>
-            <m:r>
-              <m:rPr>
-                <m:sty m:val="p"/>
-              </m:rPr>
-              <m:t>+</m:t>
-            </m:r>
-            <m:r>
-              <m:t>x</m:t>
-            </m:r>
-            <m:r>
-              <m:rPr>
-                <m:sty m:val="p"/>
-              </m:rPr>
-              <m:t>+</m:t>
-            </m:r>
-            <m:r>
-              <m:t>1</m:t>
-            </m:r>
-          </m:e>
-        </m:d>
+          <m:sup>
+            <m:r>
+              <m:t>2</m:t>
+            </m:r>
+          </m:sup>
+        </m:sSup>
+        <m:r>
+          <m:rPr>
+            <m:sty m:val="p"/>
+          </m:rPr>
+          <m:t>+</m:t>
+        </m:r>
+        <m:r>
+          <m:t>x</m:t>
+        </m:r>
+        <m:r>
+          <m:rPr>
+            <m:sty m:val="p"/>
+          </m:rPr>
+          <m:t>+</m:t>
+        </m:r>
+        <m:r>
+          <m:t>1</m:t>
+        </m:r>
+        <m:r>
+          <m:rPr>
+            <m:sty m:val="p"/>
+          </m:rPr>
+          <m:t>)</m:t>
+        </m:r>
       </m:oMath>
     </w:p>
     <w:p>
@@ -759,59 +781,63 @@
         <m:r>
           <m:t> </m:t>
         </m:r>
-        <m:d>
-          <m:dPr>
-            <m:begChr m:val="("/>
-            <m:sepChr m:val=""/>
-            <m:endChr m:val=")"/>
-            <m:grow/>
-          </m:dPr>
+        <m:r>
+          <m:rPr>
+            <m:sty m:val="p"/>
+          </m:rPr>
+          <m:t>(</m:t>
+        </m:r>
+        <m:r>
+          <m:t>10</m:t>
+        </m:r>
+        <m:sSup>
           <m:e>
             <m:r>
-              <m:t>10</m:t>
-            </m:r>
-            <m:sSup>
-              <m:e>
-                <m:r>
-                  <m:t>x</m:t>
-                </m:r>
-              </m:e>
-              <m:sup>
-                <m:r>
-                  <m:t>2</m:t>
-                </m:r>
-              </m:sup>
-            </m:sSup>
-            <m:r>
-              <m:rPr>
-                <m:sty m:val="p"/>
-              </m:rPr>
-              <m:t>+</m:t>
-            </m:r>
-            <m:r>
-              <m:t>21</m:t>
+              <m:t>x</m:t>
             </m:r>
           </m:e>
-        </m:d>
+          <m:sup>
+            <m:r>
+              <m:t>2</m:t>
+            </m:r>
+          </m:sup>
+        </m:sSup>
+        <m:r>
+          <m:rPr>
+            <m:sty m:val="p"/>
+          </m:rPr>
+          <m:t>+</m:t>
+        </m:r>
+        <m:r>
+          <m:t>21</m:t>
+        </m:r>
+        <m:r>
+          <m:rPr>
+            <m:sty m:val="p"/>
+          </m:rPr>
+          <m:t>)</m:t>
+        </m:r>
         <m:r>
           <m:rPr>
             <m:sty m:val="p"/>
           </m:rPr>
           <m:t>cos</m:t>
         </m:r>
-        <m:d>
-          <m:dPr>
-            <m:begChr m:val="("/>
-            <m:sepChr m:val=""/>
-            <m:endChr m:val=")"/>
-            <m:grow/>
-          </m:dPr>
-          <m:e>
-            <m:r>
-              <m:t>x</m:t>
-            </m:r>
-          </m:e>
-        </m:d>
+        <m:r>
+          <m:rPr>
+            <m:sty m:val="p"/>
+          </m:rPr>
+          <m:t>(</m:t>
+        </m:r>
+        <m:r>
+          <m:t>x</m:t>
+        </m:r>
+        <m:r>
+          <m:rPr>
+            <m:sty m:val="p"/>
+          </m:rPr>
+          <m:t>)</m:t>
+        </m:r>
       </m:oMath>
     </w:p>
     <w:p>
@@ -834,44 +860,48 @@
           </m:rPr>
           <m:t>cosh</m:t>
         </m:r>
-        <m:d>
-          <m:dPr>
-            <m:begChr m:val="("/>
-            <m:sepChr m:val=""/>
-            <m:endChr m:val=")"/>
-            <m:grow/>
-          </m:dPr>
-          <m:e>
-            <m:r>
-              <m:t>2</m:t>
-            </m:r>
-            <m:r>
-              <m:t>x</m:t>
-            </m:r>
-          </m:e>
-        </m:d>
+        <m:r>
+          <m:rPr>
+            <m:sty m:val="p"/>
+          </m:rPr>
+          <m:t>(</m:t>
+        </m:r>
+        <m:r>
+          <m:t>2</m:t>
+        </m:r>
+        <m:r>
+          <m:t>x</m:t>
+        </m:r>
+        <m:r>
+          <m:rPr>
+            <m:sty m:val="p"/>
+          </m:rPr>
+          <m:t>)</m:t>
+        </m:r>
         <m:r>
           <m:rPr>
             <m:sty m:val="p"/>
           </m:rPr>
           <m:t>sinh</m:t>
         </m:r>
-        <m:d>
-          <m:dPr>
-            <m:begChr m:val="("/>
-            <m:sepChr m:val=""/>
-            <m:endChr m:val=")"/>
-            <m:grow/>
-          </m:dPr>
-          <m:e>
-            <m:r>
-              <m:t>3</m:t>
-            </m:r>
-            <m:r>
-              <m:t>x</m:t>
-            </m:r>
-          </m:e>
-        </m:d>
+        <m:r>
+          <m:rPr>
+            <m:sty m:val="p"/>
+          </m:rPr>
+          <m:t>(</m:t>
+        </m:r>
+        <m:r>
+          <m:t>3</m:t>
+        </m:r>
+        <m:r>
+          <m:t>x</m:t>
+        </m:r>
+        <m:r>
+          <m:rPr>
+            <m:sty m:val="p"/>
+          </m:rPr>
+          <m:t>)</m:t>
+        </m:r>
       </m:oMath>
     </w:p>
     <w:p>
@@ -888,56 +918,60 @@
         <m:r>
           <m:t> </m:t>
         </m:r>
-        <m:d>
-          <m:dPr>
-            <m:begChr m:val="("/>
-            <m:sepChr m:val=""/>
-            <m:endChr m:val=")"/>
-            <m:grow/>
-          </m:dPr>
+        <m:r>
+          <m:rPr>
+            <m:sty m:val="p"/>
+          </m:rPr>
+          <m:t>(</m:t>
+        </m:r>
+        <m:sSup>
           <m:e>
-            <m:sSup>
-              <m:e>
-                <m:r>
-                  <m:t>x</m:t>
-                </m:r>
-              </m:e>
-              <m:sup>
-                <m:r>
-                  <m:t>2</m:t>
-                </m:r>
-              </m:sup>
-            </m:sSup>
-            <m:r>
-              <m:rPr>
-                <m:sty m:val="p"/>
-              </m:rPr>
-              <m:t>+</m:t>
-            </m:r>
-            <m:r>
-              <m:t>3</m:t>
+            <m:r>
+              <m:t>x</m:t>
             </m:r>
           </m:e>
-        </m:d>
+          <m:sup>
+            <m:r>
+              <m:t>2</m:t>
+            </m:r>
+          </m:sup>
+        </m:sSup>
+        <m:r>
+          <m:rPr>
+            <m:sty m:val="p"/>
+          </m:rPr>
+          <m:t>+</m:t>
+        </m:r>
+        <m:r>
+          <m:t>3</m:t>
+        </m:r>
+        <m:r>
+          <m:rPr>
+            <m:sty m:val="p"/>
+          </m:rPr>
+          <m:t>)</m:t>
+        </m:r>
         <m:r>
           <m:rPr>
             <m:sty m:val="p"/>
           </m:rPr>
           <m:t>ln</m:t>
         </m:r>
-        <m:d>
-          <m:dPr>
-            <m:begChr m:val="("/>
-            <m:sepChr m:val=""/>
-            <m:endChr m:val=")"/>
-            <m:grow/>
-          </m:dPr>
-          <m:e>
-            <m:r>
-              <m:t>x</m:t>
-            </m:r>
-          </m:e>
-        </m:d>
+        <m:r>
+          <m:rPr>
+            <m:sty m:val="p"/>
+          </m:rPr>
+          <m:t>(</m:t>
+        </m:r>
+        <m:r>
+          <m:t>x</m:t>
+        </m:r>
+        <m:r>
+          <m:rPr>
+            <m:sty m:val="p"/>
+          </m:rPr>
+          <m:t>)</m:t>
+        </m:r>
       </m:oMath>
     </w:p>
     <w:p>
@@ -960,19 +994,21 @@
           </m:rPr>
           <m:t>sin</m:t>
         </m:r>
-        <m:d>
-          <m:dPr>
-            <m:begChr m:val="("/>
-            <m:sepChr m:val=""/>
-            <m:endChr m:val=")"/>
-            <m:grow/>
-          </m:dPr>
-          <m:e>
-            <m:r>
-              <m:t>x</m:t>
-            </m:r>
-          </m:e>
-        </m:d>
+        <m:r>
+          <m:rPr>
+            <m:sty m:val="p"/>
+          </m:rPr>
+          <m:t>(</m:t>
+        </m:r>
+        <m:r>
+          <m:t>x</m:t>
+        </m:r>
+        <m:r>
+          <m:rPr>
+            <m:sty m:val="p"/>
+          </m:rPr>
+          <m:t>)</m:t>
+        </m:r>
         <m:rad>
           <m:radPr>
             <m:degHide m:val="on"/>
@@ -1006,38 +1042,42 @@
           </m:rPr>
           <m:t>cosh</m:t>
         </m:r>
-        <m:d>
-          <m:dPr>
-            <m:begChr m:val="("/>
-            <m:sepChr m:val=""/>
-            <m:endChr m:val=")"/>
-            <m:grow/>
-          </m:dPr>
-          <m:e>
-            <m:r>
-              <m:t>x</m:t>
-            </m:r>
-          </m:e>
-        </m:d>
+        <m:r>
+          <m:rPr>
+            <m:sty m:val="p"/>
+          </m:rPr>
+          <m:t>(</m:t>
+        </m:r>
+        <m:r>
+          <m:t>x</m:t>
+        </m:r>
+        <m:r>
+          <m:rPr>
+            <m:sty m:val="p"/>
+          </m:rPr>
+          <m:t>)</m:t>
+        </m:r>
         <m:r>
           <m:rPr>
             <m:sty m:val="p"/>
           </m:rPr>
           <m:t>ln</m:t>
         </m:r>
-        <m:d>
-          <m:dPr>
-            <m:begChr m:val="("/>
-            <m:sepChr m:val=""/>
-            <m:endChr m:val=")"/>
-            <m:grow/>
-          </m:dPr>
-          <m:e>
-            <m:r>
-              <m:t>x</m:t>
-            </m:r>
-          </m:e>
-        </m:d>
+        <m:r>
+          <m:rPr>
+            <m:sty m:val="p"/>
+          </m:rPr>
+          <m:t>(</m:t>
+        </m:r>
+        <m:r>
+          <m:t>x</m:t>
+        </m:r>
+        <m:r>
+          <m:rPr>
+            <m:sty m:val="p"/>
+          </m:rPr>
+          <m:t>)</m:t>
+        </m:r>
       </m:oMath>
     </w:p>
     <w:p>
@@ -1101,19 +1141,21 @@
           </m:rPr>
           <m:t>cos</m:t>
         </m:r>
-        <m:d>
-          <m:dPr>
-            <m:begChr m:val="("/>
-            <m:sepChr m:val=""/>
-            <m:endChr m:val=")"/>
-            <m:grow/>
-          </m:dPr>
-          <m:e>
-            <m:r>
-              <m:t>x</m:t>
-            </m:r>
-          </m:e>
-        </m:d>
+        <m:r>
+          <m:rPr>
+            <m:sty m:val="p"/>
+          </m:rPr>
+          <m:t>(</m:t>
+        </m:r>
+        <m:r>
+          <m:t>x</m:t>
+        </m:r>
+        <m:r>
+          <m:rPr>
+            <m:sty m:val="p"/>
+          </m:rPr>
+          <m:t>)</m:t>
+        </m:r>
       </m:oMath>
     </w:p>
     <w:p>
@@ -1151,37 +1193,39 @@
             </m:r>
           </m:sup>
         </m:sSup>
-        <m:d>
-          <m:dPr>
-            <m:begChr m:val="("/>
-            <m:sepChr m:val=""/>
-            <m:endChr m:val=")"/>
-            <m:grow/>
-          </m:dPr>
+        <m:r>
+          <m:rPr>
+            <m:sty m:val="p"/>
+          </m:rPr>
+          <m:t>(</m:t>
+        </m:r>
+        <m:sSup>
           <m:e>
-            <m:sSup>
-              <m:e>
-                <m:r>
-                  <m:t>x</m:t>
-                </m:r>
-              </m:e>
-              <m:sup>
-                <m:r>
-                  <m:t>3</m:t>
-                </m:r>
-              </m:sup>
-            </m:sSup>
-            <m:r>
-              <m:rPr>
-                <m:sty m:val="p"/>
-              </m:rPr>
-              <m:t>+</m:t>
-            </m:r>
-            <m:r>
-              <m:t>5</m:t>
+            <m:r>
+              <m:t>x</m:t>
             </m:r>
           </m:e>
-        </m:d>
+          <m:sup>
+            <m:r>
+              <m:t>3</m:t>
+            </m:r>
+          </m:sup>
+        </m:sSup>
+        <m:r>
+          <m:rPr>
+            <m:sty m:val="p"/>
+          </m:rPr>
+          <m:t>+</m:t>
+        </m:r>
+        <m:r>
+          <m:t>5</m:t>
+        </m:r>
+        <m:r>
+          <m:rPr>
+            <m:sty m:val="p"/>
+          </m:rPr>
+          <m:t>)</m:t>
+        </m:r>
       </m:oMath>
     </w:p>
     <w:p>
@@ -1204,38 +1248,42 @@
           </m:rPr>
           <m:t>cos</m:t>
         </m:r>
-        <m:d>
-          <m:dPr>
-            <m:begChr m:val="("/>
-            <m:sepChr m:val=""/>
-            <m:endChr m:val=")"/>
-            <m:grow/>
-          </m:dPr>
-          <m:e>
-            <m:r>
-              <m:t>x</m:t>
-            </m:r>
-          </m:e>
-        </m:d>
+        <m:r>
+          <m:rPr>
+            <m:sty m:val="p"/>
+          </m:rPr>
+          <m:t>(</m:t>
+        </m:r>
+        <m:r>
+          <m:t>x</m:t>
+        </m:r>
+        <m:r>
+          <m:rPr>
+            <m:sty m:val="p"/>
+          </m:rPr>
+          <m:t>)</m:t>
+        </m:r>
         <m:r>
           <m:rPr>
             <m:sty m:val="p"/>
           </m:rPr>
           <m:t>ln</m:t>
         </m:r>
-        <m:d>
-          <m:dPr>
-            <m:begChr m:val="("/>
-            <m:sepChr m:val=""/>
-            <m:endChr m:val=")"/>
-            <m:grow/>
-          </m:dPr>
-          <m:e>
-            <m:r>
-              <m:t>x</m:t>
-            </m:r>
-          </m:e>
-        </m:d>
+        <m:r>
+          <m:rPr>
+            <m:sty m:val="p"/>
+          </m:rPr>
+          <m:t>(</m:t>
+        </m:r>
+        <m:r>
+          <m:t>x</m:t>
+        </m:r>
+        <m:r>
+          <m:rPr>
+            <m:sty m:val="p"/>
+          </m:rPr>
+          <m:t>)</m:t>
+        </m:r>
       </m:oMath>
     </w:p>
     <w:p>
@@ -1258,63 +1306,69 @@
           </m:rPr>
           <m:t>ln</m:t>
         </m:r>
-        <m:d>
-          <m:dPr>
-            <m:begChr m:val="("/>
-            <m:sepChr m:val=""/>
-            <m:endChr m:val=")"/>
-            <m:grow/>
-          </m:dPr>
-          <m:e>
-            <m:r>
-              <m:t>x</m:t>
-            </m:r>
-          </m:e>
-        </m:d>
+        <m:r>
+          <m:rPr>
+            <m:sty m:val="p"/>
+          </m:rPr>
+          <m:t>(</m:t>
+        </m:r>
+        <m:r>
+          <m:t>x</m:t>
+        </m:r>
+        <m:r>
+          <m:rPr>
+            <m:sty m:val="p"/>
+          </m:rPr>
+          <m:t>)</m:t>
+        </m:r>
         <m:r>
           <m:rPr>
             <m:sty m:val="p"/>
           </m:rPr>
           <m:t>ln</m:t>
         </m:r>
-        <m:d>
-          <m:dPr>
-            <m:begChr m:val="("/>
-            <m:sepChr m:val=""/>
-            <m:endChr m:val=")"/>
-            <m:grow/>
-          </m:dPr>
-          <m:e>
-            <m:r>
-              <m:t>3</m:t>
-            </m:r>
-            <m:r>
-              <m:t>x</m:t>
-            </m:r>
-          </m:e>
-        </m:d>
+        <m:r>
+          <m:rPr>
+            <m:sty m:val="p"/>
+          </m:rPr>
+          <m:t>(</m:t>
+        </m:r>
+        <m:r>
+          <m:t>3</m:t>
+        </m:r>
+        <m:r>
+          <m:t>x</m:t>
+        </m:r>
+        <m:r>
+          <m:rPr>
+            <m:sty m:val="p"/>
+          </m:rPr>
+          <m:t>)</m:t>
+        </m:r>
         <m:r>
           <m:rPr>
             <m:sty m:val="p"/>
           </m:rPr>
           <m:t>ln</m:t>
         </m:r>
-        <m:d>
-          <m:dPr>
-            <m:begChr m:val="("/>
-            <m:sepChr m:val=""/>
-            <m:endChr m:val=")"/>
-            <m:grow/>
-          </m:dPr>
-          <m:e>
-            <m:r>
-              <m:t>100</m:t>
-            </m:r>
-            <m:r>
-              <m:t>x</m:t>
-            </m:r>
-          </m:e>
-        </m:d>
+        <m:r>
+          <m:rPr>
+            <m:sty m:val="p"/>
+          </m:rPr>
+          <m:t>(</m:t>
+        </m:r>
+        <m:r>
+          <m:t>100</m:t>
+        </m:r>
+        <m:r>
+          <m:t>x</m:t>
+        </m:r>
+        <m:r>
+          <m:rPr>
+            <m:sty m:val="p"/>
+          </m:rPr>
+          <m:t>)</m:t>
+        </m:r>
       </m:oMath>
     </w:p>
     <w:p>
@@ -1331,68 +1385,72 @@
         <m:r>
           <m:t> </m:t>
         </m:r>
-        <m:d>
-          <m:dPr>
-            <m:begChr m:val="("/>
-            <m:sepChr m:val=""/>
-            <m:endChr m:val=")"/>
-            <m:grow/>
-          </m:dPr>
+        <m:r>
+          <m:rPr>
+            <m:sty m:val="p"/>
+          </m:rPr>
+          <m:t>(</m:t>
+        </m:r>
+        <m:sSup>
           <m:e>
-            <m:sSup>
-              <m:e>
-                <m:r>
-                  <m:t>x</m:t>
-                </m:r>
-              </m:e>
-              <m:sup>
-                <m:r>
-                  <m:t>2</m:t>
-                </m:r>
-              </m:sup>
-            </m:sSup>
-            <m:r>
-              <m:rPr>
-                <m:sty m:val="p"/>
-              </m:rPr>
-              <m:t>+</m:t>
-            </m:r>
-            <m:r>
-              <m:t>5</m:t>
-            </m:r>
             <m:r>
               <m:t>x</m:t>
             </m:r>
-            <m:r>
-              <m:rPr>
-                <m:sty m:val="p"/>
-              </m:rPr>
-              <m:t>+</m:t>
-            </m:r>
+          </m:e>
+          <m:sup>
             <m:r>
               <m:t>2</m:t>
             </m:r>
-          </m:e>
-        </m:d>
+          </m:sup>
+        </m:sSup>
+        <m:r>
+          <m:rPr>
+            <m:sty m:val="p"/>
+          </m:rPr>
+          <m:t>+</m:t>
+        </m:r>
+        <m:r>
+          <m:t>5</m:t>
+        </m:r>
+        <m:r>
+          <m:t>x</m:t>
+        </m:r>
+        <m:r>
+          <m:rPr>
+            <m:sty m:val="p"/>
+          </m:rPr>
+          <m:t>+</m:t>
+        </m:r>
+        <m:r>
+          <m:t>2</m:t>
+        </m:r>
+        <m:r>
+          <m:rPr>
+            <m:sty m:val="p"/>
+          </m:rPr>
+          <m:t>)</m:t>
+        </m:r>
         <m:r>
           <m:rPr>
             <m:sty m:val="p"/>
           </m:rPr>
           <m:t>sin</m:t>
         </m:r>
-        <m:d>
-          <m:dPr>
-            <m:begChr m:val="("/>
-            <m:sepChr m:val=""/>
-            <m:endChr m:val=")"/>
-            <m:grow/>
-          </m:dPr>
-          <m:e>
-            <m:r>
-              <m:t>x</m:t>
-            </m:r>
-          </m:e>
-        </m:d>
+        <m:r>
+          <m:rPr>
+            <m:sty m:val="p"/>
+          </m:rPr>
+          <m:t>(</m:t>
+        </m:r>
+        <m:r>
+          <m:t>x</m:t>
+        </m:r>
+        <m:r>
+          <m:rPr>
+            <m:sty m:val="p"/>
+          </m:rPr>
+          <m:t>)</m:t>
+        </m:r>
       </m:oMath>
     </w:p>
     <w:p>
@@ -1421,41 +1479,45 @@
           </m:rPr>
           <m:t>ln</m:t>
         </m:r>
-        <m:d>
-          <m:dPr>
-            <m:begChr m:val="("/>
-            <m:sepChr m:val=""/>
-            <m:endChr m:val=")"/>
-            <m:grow/>
-          </m:dPr>
-          <m:e>
-            <m:r>
-              <m:t>x</m:t>
-            </m:r>
-          </m:e>
-        </m:d>
+        <m:r>
+          <m:rPr>
+            <m:sty m:val="p"/>
+          </m:rPr>
+          <m:t>(</m:t>
+        </m:r>
+        <m:r>
+          <m:t>x</m:t>
+        </m:r>
+        <m:r>
+          <m:rPr>
+            <m:sty m:val="p"/>
+          </m:rPr>
+          <m:t>)</m:t>
+        </m:r>
         <m:r>
           <m:rPr>
             <m:sty m:val="p"/>
           </m:rPr>
           <m:t>ln</m:t>
         </m:r>
-        <m:d>
-          <m:dPr>
-            <m:begChr m:val="("/>
-            <m:sepChr m:val=""/>
-            <m:endChr m:val=")"/>
-            <m:grow/>
-          </m:dPr>
-          <m:e>
-            <m:r>
-              <m:t>3</m:t>
-            </m:r>
-            <m:r>
-              <m:t>x</m:t>
-            </m:r>
-          </m:e>
-        </m:d>
+        <m:r>
+          <m:rPr>
+            <m:sty m:val="p"/>
+          </m:rPr>
+          <m:t>(</m:t>
+        </m:r>
+        <m:r>
+          <m:t>3</m:t>
+        </m:r>
+        <m:r>
+          <m:t>x</m:t>
+        </m:r>
+        <m:r>
+          <m:rPr>
+            <m:sty m:val="p"/>
+          </m:rPr>
+          <m:t>)</m:t>
+        </m:r>
       </m:oMath>
     </w:p>
     <w:p>
@@ -1472,111 +1534,117 @@
         <m:r>
           <m:t> </m:t>
         </m:r>
-        <m:d>
-          <m:dPr>
-            <m:begChr m:val="("/>
-            <m:sepChr m:val=""/>
-            <m:endChr m:val=")"/>
-            <m:grow/>
-          </m:dPr>
+        <m:r>
+          <m:rPr>
+            <m:sty m:val="p"/>
+          </m:rPr>
+          <m:t>(</m:t>
+        </m:r>
+        <m:sSup>
           <m:e>
-            <m:sSup>
-              <m:e>
-                <m:r>
-                  <m:t>x</m:t>
-                </m:r>
-              </m:e>
-              <m:sup>
-                <m:r>
-                  <m:t>5</m:t>
-                </m:r>
-              </m:sup>
-            </m:sSup>
-            <m:r>
-              <m:rPr>
-                <m:sty m:val="p"/>
-              </m:rPr>
-              <m:t>+</m:t>
-            </m:r>
-            <m:r>
-              <m:t>3</m:t>
+            <m:r>
+              <m:t>x</m:t>
             </m:r>
           </m:e>
-        </m:d>
-        <m:d>
-          <m:dPr>
-            <m:begChr m:val="("/>
-            <m:sepChr m:val=""/>
-            <m:endChr m:val=")"/>
-            <m:grow/>
-          </m:dPr>
+          <m:sup>
+            <m:r>
+              <m:t>5</m:t>
+            </m:r>
+          </m:sup>
+        </m:sSup>
+        <m:r>
+          <m:rPr>
+            <m:sty m:val="p"/>
+          </m:rPr>
+          <m:t>+</m:t>
+        </m:r>
+        <m:r>
+          <m:t>3</m:t>
+        </m:r>
+        <m:r>
+          <m:rPr>
+            <m:sty m:val="p"/>
+          </m:rPr>
+          <m:t>)</m:t>
+        </m:r>
+        <m:r>
+          <m:rPr>
+            <m:sty m:val="p"/>
+          </m:rPr>
+          <m:t>(</m:t>
+        </m:r>
+        <m:sSup>
           <m:e>
-            <m:sSup>
-              <m:e>
-                <m:r>
-                  <m:t>x</m:t>
-                </m:r>
-              </m:e>
-              <m:sup>
-                <m:r>
-                  <m:t>2</m:t>
-                </m:r>
-              </m:sup>
-            </m:sSup>
-            <m:r>
-              <m:rPr>
-                <m:sty m:val="p"/>
-              </m:rPr>
-              <m:t>+</m:t>
-            </m:r>
-            <m:r>
-              <m:t>3</m:t>
-            </m:r>
             <m:r>
               <m:t>x</m:t>
             </m:r>
           </m:e>
-        </m:d>
-        <m:d>
-          <m:dPr>
-            <m:begChr m:val="("/>
-            <m:sepChr m:val=""/>
-            <m:endChr m:val=")"/>
-            <m:grow/>
-          </m:dPr>
+          <m:sup>
+            <m:r>
+              <m:t>2</m:t>
+            </m:r>
+          </m:sup>
+        </m:sSup>
+        <m:r>
+          <m:rPr>
+            <m:sty m:val="p"/>
+          </m:rPr>
+          <m:t>+</m:t>
+        </m:r>
+        <m:r>
+          <m:t>3</m:t>
+        </m:r>
+        <m:r>
+          <m:t>x</m:t>
+        </m:r>
+        <m:r>
+          <m:rPr>
+            <m:sty m:val="p"/>
+          </m:rPr>
+          <m:t>)</m:t>
+        </m:r>
+        <m:r>
+          <m:rPr>
+            <m:sty m:val="p"/>
+          </m:rPr>
+          <m:t>(</m:t>
+        </m:r>
+        <m:sSup>
           <m:e>
-            <m:sSup>
-              <m:e>
-                <m:r>
-                  <m:t>x</m:t>
-                </m:r>
-              </m:e>
-              <m:sup>
-                <m:r>
-                  <m:t>7</m:t>
-                </m:r>
-              </m:sup>
-            </m:sSup>
-            <m:r>
-              <m:rPr>
-                <m:sty m:val="p"/>
-              </m:rPr>
-              <m:t>+</m:t>
-            </m:r>
-            <m:sSup>
-              <m:e>
-                <m:r>
-                  <m:t>x</m:t>
-                </m:r>
-              </m:e>
-              <m:sup>
-                <m:r>
-                  <m:t>4</m:t>
-                </m:r>
-              </m:sup>
-            </m:sSup>
+            <m:r>
+              <m:t>x</m:t>
+            </m:r>
           </m:e>
-        </m:d>
+          <m:sup>
+            <m:r>
+              <m:t>7</m:t>
+            </m:r>
+          </m:sup>
+        </m:sSup>
+        <m:r>
+          <m:rPr>
+            <m:sty m:val="p"/>
+          </m:rPr>
+          <m:t>+</m:t>
+        </m:r>
+        <m:sSup>
+          <m:e>
+            <m:r>
+              <m:t>x</m:t>
+            </m:r>
+          </m:e>
+          <m:sup>
+            <m:r>
+              <m:t>4</m:t>
+            </m:r>
+          </m:sup>
+        </m:sSup>
+        <m:r>
+          <m:rPr>
+            <m:sty m:val="p"/>
+          </m:rPr>
+          <m:t>)</m:t>
+        </m:r>
       </m:oMath>
     </w:p>
     <w:p>
@@ -1593,47 +1661,51 @@
         <m:r>
           <m:t> </m:t>
         </m:r>
-        <m:d>
-          <m:dPr>
-            <m:begChr m:val="("/>
-            <m:sepChr m:val=""/>
-            <m:endChr m:val=")"/>
-            <m:grow/>
-          </m:dPr>
-          <m:e>
-            <m:r>
-              <m:rPr>
-                <m:sty m:val="p"/>
-              </m:rPr>
-              <m:t>sin</m:t>
-            </m:r>
-            <m:d>
-              <m:dPr>
-                <m:begChr m:val="("/>
-                <m:sepChr m:val=""/>
-                <m:endChr m:val=")"/>
-                <m:grow/>
-              </m:dPr>
-              <m:e>
-                <m:r>
-                  <m:t>x</m:t>
-                </m:r>
-              </m:e>
-            </m:d>
-            <m:r>
-              <m:rPr>
-                <m:sty m:val="p"/>
-              </m:rPr>
-              <m:t>+</m:t>
-            </m:r>
-            <m:r>
-              <m:t>3</m:t>
-            </m:r>
-            <m:r>
-              <m:t>x</m:t>
-            </m:r>
-          </m:e>
-        </m:d>
+        <m:r>
+          <m:rPr>
+            <m:sty m:val="p"/>
+          </m:rPr>
+          <m:t>(</m:t>
+        </m:r>
+        <m:r>
+          <m:rPr>
+            <m:sty m:val="p"/>
+          </m:rPr>
+          <m:t>sin</m:t>
+        </m:r>
+        <m:r>
+          <m:rPr>
+            <m:sty m:val="p"/>
+          </m:rPr>
+          <m:t>(</m:t>
+        </m:r>
+        <m:r>
+          <m:t>x</m:t>
+        </m:r>
+        <m:r>
+          <m:rPr>
+            <m:sty m:val="p"/>
+          </m:rPr>
+          <m:t>)</m:t>
+        </m:r>
+        <m:r>
+          <m:rPr>
+            <m:sty m:val="p"/>
+          </m:rPr>
+          <m:t>+</m:t>
+        </m:r>
+        <m:r>
+          <m:t>3</m:t>
+        </m:r>
+        <m:r>
+          <m:t>x</m:t>
+        </m:r>
+        <m:r>
+          <m:rPr>
+            <m:sty m:val="p"/>
+          </m:rPr>
+          <m:t>)</m:t>
+        </m:r>
         <m:sSup>
           <m:e>
             <m:r>
@@ -1665,7 +1737,7 @@
       <w:pPr>
         <w:pStyle w:val="FirstParagraph"/>
       </w:pPr>
-      <w:hyperlink r:id="rId21">
+      <w:hyperlink r:id="rId10">
         <w:r>
           <w:rPr>
             <w:rStyle w:val="Hyperlink"/>
@@ -1681,7 +1753,7 @@
         </w:pict>
       </w:r>
     </w:p>
-    <w:bookmarkStart w:id="23" w:name="version-history-and-licensing"/>
+    <w:bookmarkStart w:id="12" w:name="version-history-and-licensing"/>
     <w:p>
       <w:pPr>
         <w:pStyle w:val="Heading2"/>
@@ -1702,7 +1774,7 @@
       <w:pPr>
         <w:pStyle w:val="BodyText"/>
       </w:pPr>
-      <w:hyperlink r:id="rId22">
+      <w:hyperlink r:id="rId11">
         <w:r>
           <w:rPr>
             <w:rStyle w:val="Hyperlink"/>
@@ -1711,7 +1783,7 @@
         </w:r>
       </w:hyperlink>
     </w:p>
-    <w:bookmarkEnd w:id="23"/>
+    <w:bookmarkEnd w:id="12"/>
     <w:sectPr>
       <w:pgSz w:h="15840" w:w="12240"/>
       <w:pgMar w:bottom="1440" w:footer="720" w:gutter="0" w:header="720" w:left="1440" w:right="1440" w:top="1440"/>
